--- a/student-guide/Course_Name.docx
+++ b/student-guide/Course_Name.docx
@@ -33,7 +33,7 @@
         <w:t xml:space="preserve"> </w:t>
       </w:r>
       <w:r>
-        <w:t xml:space="preserve">06,</w:t>
+        <w:t xml:space="preserve">10,</w:t>
       </w:r>
       <w:r>
         <w:t xml:space="preserve"> </w:t>

--- a/student-guide/Course_Name.docx
+++ b/student-guide/Course_Name.docx
@@ -7,19 +7,19 @@
         <w:pStyle w:val="Title"/>
       </w:pPr>
       <w:r>
+        <w:t xml:space="preserve">Data</w:t>
+      </w:r>
+      <w:r>
+        <w:t xml:space="preserve"> </w:t>
+      </w:r>
+      <w:r>
+        <w:t xml:space="preserve">on</w:t>
+      </w:r>
+      <w:r>
+        <w:t xml:space="preserve"> </w:t>
+      </w:r>
+      <w:r>
         <w:t xml:space="preserve">AnVIL</w:t>
-      </w:r>
-      <w:r>
-        <w:t xml:space="preserve"> </w:t>
-      </w:r>
-      <w:r>
-        <w:t xml:space="preserve">Book</w:t>
-      </w:r>
-      <w:r>
-        <w:t xml:space="preserve"> </w:t>
-      </w:r>
-      <w:r>
-        <w:t xml:space="preserve">Name</w:t>
       </w:r>
     </w:p>
     <w:p>
@@ -27,13 +27,13 @@
         <w:pStyle w:val="Date"/>
       </w:pPr>
       <w:r>
-        <w:t xml:space="preserve">November</w:t>
+        <w:t xml:space="preserve">December</w:t>
       </w:r>
       <w:r>
         <w:t xml:space="preserve"> </w:t>
       </w:r>
       <w:r>
-        <w:t xml:space="preserve">10,</w:t>
+        <w:t xml:space="preserve">16,</w:t>
       </w:r>
       <w:r>
         <w:t xml:space="preserve"> </w:t>
@@ -82,6 +82,14 @@
         <w:pStyle w:val="FirstParagraph"/>
       </w:pPr>
       <w:r>
+        <w:t xml:space="preserve">The chapters within this book contain hands-on activities to demonstrate how users can access and use data within an AnVIL workspace. Topics include bringing your own data from an HPC, finding data already hosted on AnVIL with tools like the Data Explorer, importing data from online data repositories like SRA, and getting access to protected data stored in places like dbGaP.</w:t>
+      </w:r>
+    </w:p>
+    <w:p>
+      <w:pPr>
+        <w:pStyle w:val="BodyText"/>
+      </w:pPr>
+      <w:r>
         <w:t xml:space="preserve">This book is part of a series of books for the Genomic Data Science Analysis, Visualization, and Informatics Lab-space (AnVIL) of the National Human Genome Research Institute (NHGRI). Learn more about AnVIL by visiting</w:t>
       </w:r>
       <w:r>
@@ -139,6 +147,16 @@
       <w:r>
         <w:t xml:space="preserve"> </w:t>
       </w:r>
+      <w:r>
+        <w:rPr>
+          <w:bCs/>
+          <w:b/>
+        </w:rPr>
+        <w:t xml:space="preserve">Novice</w:t>
+      </w:r>
+      <w:r>
+        <w:t xml:space="preserve">: no genetics skills needed</w:t>
+      </w:r>
     </w:p>
     <w:p>
       <w:pPr>
@@ -153,6 +171,16 @@
       </w:r>
       <w:r>
         <w:t xml:space="preserve"> </w:t>
+      </w:r>
+      <w:r>
+        <w:rPr>
+          <w:bCs/>
+          <w:b/>
+        </w:rPr>
+        <w:t xml:space="preserve">Novice</w:t>
+      </w:r>
+      <w:r>
+        <w:t xml:space="preserve">: no programming skills needed</w:t>
       </w:r>
     </w:p>
     <w:bookmarkEnd w:id="22"/>
@@ -186,17 +214,7 @@
     </w:p>
     <w:bookmarkEnd w:id="24"/>
     <w:bookmarkEnd w:id="25"/>
-    <w:bookmarkStart w:id="26" w:name="learning-objectives"/>
-    <w:p>
-      <w:pPr>
-        <w:pStyle w:val="Heading1"/>
-      </w:pPr>
-      <w:r>
-        <w:t xml:space="preserve">Learning Objectives</w:t>
-      </w:r>
-    </w:p>
-    <w:bookmarkEnd w:id="26"/>
-    <w:bookmarkStart w:id="27" w:name="references"/>
+    <w:bookmarkStart w:id="26" w:name="references"/>
     <w:p>
       <w:pPr>
         <w:pStyle w:val="Heading1"/>
@@ -214,7 +232,7 @@
         <w:t xml:space="preserve">References</w:t>
       </w:r>
     </w:p>
-    <w:bookmarkEnd w:id="27"/>
+    <w:bookmarkEnd w:id="26"/>
     <w:sectPr/>
   </w:body>
 </w:document>

--- a/student-guide/Course_Name.docx
+++ b/student-guide/Course_Name.docx
@@ -27,19 +27,19 @@
         <w:pStyle w:val="Date"/>
       </w:pPr>
       <w:r>
-        <w:t xml:space="preserve">December</w:t>
+        <w:t xml:space="preserve">January</w:t>
       </w:r>
       <w:r>
         <w:t xml:space="preserve"> </w:t>
       </w:r>
       <w:r>
-        <w:t xml:space="preserve">16,</w:t>
+        <w:t xml:space="preserve">13,</w:t>
       </w:r>
       <w:r>
         <w:t xml:space="preserve"> </w:t>
       </w:r>
       <w:r>
-        <w:t xml:space="preserve">2025</w:t>
+        <w:t xml:space="preserve">2026</w:t>
       </w:r>
     </w:p>
     <w:sdt>
@@ -144,9 +144,11 @@
         </w:rPr>
         <w:t xml:space="preserve">Genetics</w:t>
       </w:r>
-      <w:r>
-        <w:t xml:space="preserve"> </w:t>
-      </w:r>
+    </w:p>
+    <w:p>
+      <w:pPr>
+        <w:pStyle w:val="BodyText"/>
+      </w:pPr>
       <w:r>
         <w:rPr>
           <w:bCs/>
@@ -169,9 +171,11 @@
         </w:rPr>
         <w:t xml:space="preserve">Programming skills</w:t>
       </w:r>
-      <w:r>
-        <w:t xml:space="preserve"> </w:t>
-      </w:r>
+    </w:p>
+    <w:p>
+      <w:pPr>
+        <w:pStyle w:val="BodyText"/>
+      </w:pPr>
       <w:r>
         <w:rPr>
           <w:bCs/>

--- a/student-guide/Course_Name.docx
+++ b/student-guide/Course_Name.docx
@@ -27,13 +27,13 @@
         <w:pStyle w:val="Date"/>
       </w:pPr>
       <w:r>
-        <w:t xml:space="preserve">January</w:t>
+        <w:t xml:space="preserve">February</w:t>
       </w:r>
       <w:r>
         <w:t xml:space="preserve"> </w:t>
       </w:r>
       <w:r>
-        <w:t xml:space="preserve">13,</w:t>
+        <w:t xml:space="preserve">06,</w:t>
       </w:r>
       <w:r>
         <w:t xml:space="preserve"> </w:t>

--- a/student-guide/Course_Name.docx
+++ b/student-guide/Course_Name.docx
@@ -33,7 +33,7 @@
         <w:t xml:space="preserve"> </w:t>
       </w:r>
       <w:r>
-        <w:t xml:space="preserve">06,</w:t>
+        <w:t xml:space="preserve">17,</w:t>
       </w:r>
       <w:r>
         <w:t xml:space="preserve"> </w:t>

--- a/student-guide/Course_Name.docx
+++ b/student-guide/Course_Name.docx
@@ -27,13 +27,13 @@
         <w:pStyle w:val="Date"/>
       </w:pPr>
       <w:r>
-        <w:t xml:space="preserve">February</w:t>
+        <w:t xml:space="preserve">March</w:t>
       </w:r>
       <w:r>
         <w:t xml:space="preserve"> </w:t>
       </w:r>
       <w:r>
-        <w:t xml:space="preserve">17,</w:t>
+        <w:t xml:space="preserve">13,</w:t>
       </w:r>
       <w:r>
         <w:t xml:space="preserve"> </w:t>

--- a/student-guide/Course_Name.docx
+++ b/student-guide/Course_Name.docx
@@ -27,13 +27,13 @@
         <w:pStyle w:val="Date"/>
       </w:pPr>
       <w:r>
-        <w:t xml:space="preserve">March</w:t>
+        <w:t xml:space="preserve">April</w:t>
       </w:r>
       <w:r>
         <w:t xml:space="preserve"> </w:t>
       </w:r>
       <w:r>
-        <w:t xml:space="preserve">13,</w:t>
+        <w:t xml:space="preserve">08,</w:t>
       </w:r>
       <w:r>
         <w:t xml:space="preserve"> </w:t>

--- a/student-guide/Course_Name.docx
+++ b/student-guide/Course_Name.docx
@@ -33,7 +33,7 @@
         <w:t xml:space="preserve"> </w:t>
       </w:r>
       <w:r>
-        <w:t xml:space="preserve">08,</w:t>
+        <w:t xml:space="preserve">17,</w:t>
       </w:r>
       <w:r>
         <w:t xml:space="preserve"> </w:t>

--- a/student-guide/Course_Name.docx
+++ b/student-guide/Course_Name.docx
@@ -33,7 +33,7 @@
         <w:t xml:space="preserve"> </w:t>
       </w:r>
       <w:r>
-        <w:t xml:space="preserve">17,</w:t>
+        <w:t xml:space="preserve">24,</w:t>
       </w:r>
       <w:r>
         <w:t xml:space="preserve"> </w:t>

--- a/student-guide/Course_Name.docx
+++ b/student-guide/Course_Name.docx
@@ -33,7 +33,7 @@
         <w:t xml:space="preserve"> </w:t>
       </w:r>
       <w:r>
-        <w:t xml:space="preserve">24,</w:t>
+        <w:t xml:space="preserve">28,</w:t>
       </w:r>
       <w:r>
         <w:t xml:space="preserve"> </w:t>

--- a/student-guide/Course_Name.docx
+++ b/student-guide/Course_Name.docx
@@ -27,13 +27,13 @@
         <w:pStyle w:val="Date"/>
       </w:pPr>
       <w:r>
-        <w:t xml:space="preserve">April</w:t>
+        <w:t xml:space="preserve">May</w:t>
       </w:r>
       <w:r>
         <w:t xml:space="preserve"> </w:t>
       </w:r>
       <w:r>
-        <w:t xml:space="preserve">28,</w:t>
+        <w:t xml:space="preserve">01,</w:t>
       </w:r>
       <w:r>
         <w:t xml:space="preserve"> </w:t>

--- a/student-guide/Course_Name.docx
+++ b/student-guide/Course_Name.docx
@@ -27,13 +27,13 @@
         <w:pStyle w:val="Date"/>
       </w:pPr>
       <w:r>
-        <w:t xml:space="preserve">May</w:t>
+        <w:t xml:space="preserve">September</w:t>
       </w:r>
       <w:r>
         <w:t xml:space="preserve"> </w:t>
       </w:r>
       <w:r>
-        <w:t xml:space="preserve">01,</w:t>
+        <w:t xml:space="preserve">03,</w:t>
       </w:r>
       <w:r>
         <w:t xml:space="preserve"> </w:t>
